--- a/doc/PozadavkyPGRF1_Task1_2026.docx
+++ b/doc/PozadavkyPGRF1_Task1_2026.docx
@@ -1,10 +1,10 @@
 
 <file path=word/document.xml><?xml version="1.0" encoding="utf-8"?>
-<w:document xmlns:wpc="http://schemas.microsoft.com/office/word/2010/wordprocessingCanvas" xmlns:cx="http://schemas.microsoft.com/office/drawing/2014/chartex" xmlns:cx1="http://schemas.microsoft.com/office/drawing/2015/9/8/chartex" xmlns:cx2="http://schemas.microsoft.com/office/drawing/2015/10/21/chartex" xmlns:cx3="http://schemas.microsoft.com/office/drawing/2016/5/9/chartex" xmlns:cx4="http://schemas.microsoft.com/office/drawing/2016/5/10/chartex" xmlns:cx5="http://schemas.microsoft.com/office/drawing/2016/5/11/chartex" xmlns:cx6="http://schemas.microsoft.com/office/drawing/2016/5/12/chartex" xmlns:cx7="http://schemas.microsoft.com/office/drawing/2016/5/13/chartex" xmlns:cx8="http://schemas.microsoft.com/office/drawing/2016/5/14/chartex" xmlns:mc="http://schemas.openxmlformats.org/markup-compatibility/2006" xmlns:m="http://schemas.openxmlformats.org/officeDocument/2006/math" xmlns:aink="http://schemas.microsoft.com/office/drawing/2016/ink" xmlns:am3d="http://schemas.microsoft.com/office/drawing/2017/model3d" xmlns:oel="http://schemas.microsoft.com/office/2019/extlst" xmlns:r="http://schemas.openxmlformats.org/officeDocument/2006/relationships" xmlns:wp14="http://schemas.microsoft.com/office/word/2010/wordprocessingDrawing" xmlns:wp="http://schemas.openxmlformats.org/drawingml/2006/wordprocessingDrawing" xmlns:wpg="http://schemas.microsoft.com/office/word/2010/wordprocessingGroup" xmlns:wpi="http://schemas.microsoft.com/office/word/2010/wordprocessingInk" xmlns:wps="http://schemas.microsoft.com/office/word/2010/wordprocessingShape" xmlns:o="urn:schemas-microsoft-com:office:office" xmlns:v="urn:schemas-microsoft-com:vml" xmlns:w10="urn:schemas-microsoft-com:office:word" xmlns:w="http://schemas.openxmlformats.org/wordprocessingml/2006/main" xmlns:w14="http://schemas.microsoft.com/office/word/2010/wordml" xmlns:w15="http://schemas.microsoft.com/office/word/2012/wordml" xmlns:w16cex="http://schemas.microsoft.com/office/word/2018/wordml/cex" xmlns:w16cid="http://schemas.microsoft.com/office/word/2016/wordml/cid" xmlns:w16="http://schemas.microsoft.com/office/word/2018/wordml" xmlns:w16sdtdh="http://schemas.microsoft.com/office/word/2020/wordml/sdtdatahash" xmlns:w16sdtfl="http://schemas.microsoft.com/office/word/2024/wordml/sdtformatlock" xmlns:w16se="http://schemas.microsoft.com/office/word/2015/wordml/symex" xmlns:w16du="http://schemas.microsoft.com/office/word/2023/wordml/word16du" xmlns:wne="http://schemas.microsoft.com/office/word/2006/wordml" mc:Ignorable="w14 w15 w16se w16cid w16 w16cex w16sdtdh w16sdtfl w16du wp14">
+<w:document xmlns:wpc="http://schemas.microsoft.com/office/word/2010/wordprocessingCanvas" xmlns:cx="http://schemas.microsoft.com/office/drawing/2014/chartex" xmlns:cx1="http://schemas.microsoft.com/office/drawing/2015/9/8/chartex" xmlns:cx2="http://schemas.microsoft.com/office/drawing/2015/10/21/chartex" xmlns:cx3="http://schemas.microsoft.com/office/drawing/2016/5/9/chartex" xmlns:cx4="http://schemas.microsoft.com/office/drawing/2016/5/10/chartex" xmlns:cx5="http://schemas.microsoft.com/office/drawing/2016/5/11/chartex" xmlns:cx6="http://schemas.microsoft.com/office/drawing/2016/5/12/chartex" xmlns:cx7="http://schemas.microsoft.com/office/drawing/2016/5/13/chartex" xmlns:cx8="http://schemas.microsoft.com/office/drawing/2016/5/14/chartex" xmlns:mc="http://schemas.openxmlformats.org/markup-compatibility/2006" xmlns:aink="http://schemas.microsoft.com/office/drawing/2016/ink" xmlns:am3d="http://schemas.microsoft.com/office/drawing/2017/model3d" xmlns:o="urn:schemas-microsoft-com:office:office" xmlns:oel="http://schemas.microsoft.com/office/2019/extlst" xmlns:r="http://schemas.openxmlformats.org/officeDocument/2006/relationships" xmlns:m="http://schemas.openxmlformats.org/officeDocument/2006/math" xmlns:v="urn:schemas-microsoft-com:vml" xmlns:wp14="http://schemas.microsoft.com/office/word/2010/wordprocessingDrawing" xmlns:wp="http://schemas.openxmlformats.org/drawingml/2006/wordprocessingDrawing" xmlns:w10="urn:schemas-microsoft-com:office:word" xmlns:w="http://schemas.openxmlformats.org/wordprocessingml/2006/main" xmlns:w14="http://schemas.microsoft.com/office/word/2010/wordml" xmlns:w15="http://schemas.microsoft.com/office/word/2012/wordml" xmlns:w16cex="http://schemas.microsoft.com/office/word/2018/wordml/cex" xmlns:w16cid="http://schemas.microsoft.com/office/word/2016/wordml/cid" xmlns:w16="http://schemas.microsoft.com/office/word/2018/wordml" xmlns:w16sdtdh="http://schemas.microsoft.com/office/word/2020/wordml/sdtdatahash" xmlns:w16se="http://schemas.microsoft.com/office/word/2015/wordml/symex" xmlns:wpg="http://schemas.microsoft.com/office/word/2010/wordprocessingGroup" xmlns:wpi="http://schemas.microsoft.com/office/word/2010/wordprocessingInk" xmlns:wne="http://schemas.microsoft.com/office/word/2006/wordml" xmlns:wps="http://schemas.microsoft.com/office/word/2010/wordprocessingShape" mc:Ignorable="w14 w15 w16se w16cid w16 w16cex w16sdtdh wp14">
   <w:body>
     <w:tbl>
       <w:tblPr>
-        <w:tblStyle w:val="GridTable2"/>
+        <w:tblStyle w:val="Tabulkasmkou2"/>
         <w:tblW w:w="15304" w:type="dxa"/>
         <w:tblBorders>
           <w:top w:val="single" w:sz="4" w:space="0" w:color="auto"/>
@@ -347,9 +347,19 @@
                 <w:sz w:val="20"/>
                 <w:szCs w:val="24"/>
                 <w:highlight w:val="yellow"/>
-                <w:lang w:eastAsia="cs-CZ"/>
-              </w:rPr>
-            </w:pPr>
+                <w:lang w:val="en-US" w:eastAsia="cs-CZ"/>
+              </w:rPr>
+            </w:pPr>
+            <w:r>
+              <w:rPr>
+                <w:rFonts w:ascii="Arial" w:eastAsia="Times New Roman" w:hAnsi="Arial" w:cs="Arial"/>
+                <w:sz w:val="20"/>
+                <w:szCs w:val="24"/>
+                <w:highlight w:val="yellow"/>
+                <w:lang w:val="en-US" w:eastAsia="cs-CZ"/>
+              </w:rPr>
+              <w:t>100</w:t>
+            </w:r>
           </w:p>
         </w:tc>
         <w:tc>
@@ -508,6 +518,16 @@
                 <w:lang w:eastAsia="cs-CZ"/>
               </w:rPr>
             </w:pPr>
+            <w:r>
+              <w:rPr>
+                <w:rFonts w:ascii="Arial" w:eastAsia="Times New Roman" w:hAnsi="Arial" w:cs="Arial"/>
+                <w:sz w:val="20"/>
+                <w:szCs w:val="24"/>
+                <w:highlight w:val="yellow"/>
+                <w:lang w:eastAsia="cs-CZ"/>
+              </w:rPr>
+              <w:t>100</w:t>
+            </w:r>
           </w:p>
         </w:tc>
         <w:tc>
@@ -629,6 +649,16 @@
                 <w:lang w:eastAsia="cs-CZ"/>
               </w:rPr>
             </w:pPr>
+            <w:r>
+              <w:rPr>
+                <w:rFonts w:ascii="Arial" w:eastAsia="Times New Roman" w:hAnsi="Arial" w:cs="Arial"/>
+                <w:sz w:val="20"/>
+                <w:szCs w:val="24"/>
+                <w:highlight w:val="yellow"/>
+                <w:lang w:eastAsia="cs-CZ"/>
+              </w:rPr>
+              <w:t>100</w:t>
+            </w:r>
           </w:p>
         </w:tc>
         <w:tc>
@@ -748,6 +778,16 @@
                 <w:lang w:eastAsia="cs-CZ"/>
               </w:rPr>
             </w:pPr>
+            <w:r>
+              <w:rPr>
+                <w:rFonts w:ascii="Arial" w:eastAsia="Times New Roman" w:hAnsi="Arial" w:cs="Arial"/>
+                <w:sz w:val="20"/>
+                <w:szCs w:val="24"/>
+                <w:highlight w:val="yellow"/>
+                <w:lang w:eastAsia="cs-CZ"/>
+              </w:rPr>
+              <w:t>100</w:t>
+            </w:r>
           </w:p>
         </w:tc>
         <w:tc>
@@ -857,6 +897,16 @@
                 <w:lang w:eastAsia="cs-CZ"/>
               </w:rPr>
             </w:pPr>
+            <w:r>
+              <w:rPr>
+                <w:rFonts w:ascii="Arial" w:eastAsia="Times New Roman" w:hAnsi="Arial" w:cs="Arial"/>
+                <w:sz w:val="20"/>
+                <w:szCs w:val="24"/>
+                <w:highlight w:val="yellow"/>
+                <w:lang w:eastAsia="cs-CZ"/>
+              </w:rPr>
+              <w:t>100</w:t>
+            </w:r>
           </w:p>
         </w:tc>
         <w:tc>
@@ -978,6 +1028,16 @@
                 <w:lang w:eastAsia="cs-CZ"/>
               </w:rPr>
             </w:pPr>
+            <w:r>
+              <w:rPr>
+                <w:rFonts w:ascii="Arial" w:eastAsia="Times New Roman" w:hAnsi="Arial" w:cs="Arial"/>
+                <w:sz w:val="20"/>
+                <w:szCs w:val="24"/>
+                <w:highlight w:val="yellow"/>
+                <w:lang w:eastAsia="cs-CZ"/>
+              </w:rPr>
+              <w:t>100</w:t>
+            </w:r>
           </w:p>
         </w:tc>
         <w:tc>
@@ -1089,6 +1149,16 @@
                 <w:lang w:eastAsia="cs-CZ"/>
               </w:rPr>
             </w:pPr>
+            <w:r>
+              <w:rPr>
+                <w:rFonts w:ascii="Arial" w:eastAsia="Times New Roman" w:hAnsi="Arial" w:cs="Arial"/>
+                <w:sz w:val="20"/>
+                <w:szCs w:val="24"/>
+                <w:highlight w:val="yellow"/>
+                <w:lang w:eastAsia="cs-CZ"/>
+              </w:rPr>
+              <w:t>100</w:t>
+            </w:r>
           </w:p>
         </w:tc>
         <w:tc>
@@ -1197,6 +1267,16 @@
                 <w:lang w:eastAsia="cs-CZ"/>
               </w:rPr>
             </w:pPr>
+            <w:r>
+              <w:rPr>
+                <w:rFonts w:ascii="Arial" w:eastAsia="Times New Roman" w:hAnsi="Arial" w:cs="Arial"/>
+                <w:sz w:val="20"/>
+                <w:szCs w:val="24"/>
+                <w:highlight w:val="yellow"/>
+                <w:lang w:eastAsia="cs-CZ"/>
+              </w:rPr>
+              <w:t>100</w:t>
+            </w:r>
           </w:p>
         </w:tc>
         <w:tc>
@@ -1292,6 +1372,16 @@
                 <w:lang w:eastAsia="cs-CZ"/>
               </w:rPr>
             </w:pPr>
+            <w:r>
+              <w:rPr>
+                <w:rFonts w:ascii="Arial" w:eastAsia="Times New Roman" w:hAnsi="Arial" w:cs="Arial"/>
+                <w:sz w:val="20"/>
+                <w:szCs w:val="24"/>
+                <w:highlight w:val="yellow"/>
+                <w:lang w:eastAsia="cs-CZ"/>
+              </w:rPr>
+              <w:t>100</w:t>
+            </w:r>
           </w:p>
         </w:tc>
         <w:tc>
@@ -1313,6 +1403,15 @@
                 <w:lang w:eastAsia="cs-CZ"/>
               </w:rPr>
             </w:pPr>
+            <w:r>
+              <w:rPr>
+                <w:rFonts w:ascii="Times New Roman" w:eastAsia="Times New Roman" w:hAnsi="Times New Roman" w:cs="Times New Roman"/>
+                <w:sz w:val="20"/>
+                <w:szCs w:val="20"/>
+                <w:lang w:eastAsia="cs-CZ"/>
+              </w:rPr>
+              <w:t>C nebo c</w:t>
+            </w:r>
           </w:p>
         </w:tc>
         <w:tc>
@@ -1786,6 +1885,15 @@
                 <w:lang w:eastAsia="cs-CZ"/>
               </w:rPr>
             </w:pPr>
+            <w:r>
+              <w:rPr>
+                <w:rFonts w:ascii="Arial" w:eastAsia="Times New Roman" w:hAnsi="Arial" w:cs="Arial"/>
+                <w:sz w:val="20"/>
+                <w:szCs w:val="24"/>
+                <w:lang w:eastAsia="cs-CZ"/>
+              </w:rPr>
+              <w:t>100</w:t>
+            </w:r>
           </w:p>
         </w:tc>
         <w:tc>
@@ -1822,6 +1930,27 @@
                 <w:lang w:eastAsia="cs-CZ"/>
               </w:rPr>
             </w:pPr>
+            <w:hyperlink r:id="rId6" w:history="1">
+              <w:r>
+                <w:rPr>
+                  <w:rStyle w:val="Hypertextovodkaz"/>
+                  <w:rFonts w:ascii="Times New Roman" w:eastAsia="Times New Roman" w:hAnsi="Times New Roman" w:cs="Times New Roman"/>
+                  <w:sz w:val="20"/>
+                  <w:szCs w:val="20"/>
+                  <w:lang w:eastAsia="cs-CZ"/>
+                </w:rPr>
+                <w:t>https://github.com/JarousNemec/canvas-rasterization-java</w:t>
+              </w:r>
+            </w:hyperlink>
+            <w:r>
+              <w:rPr>
+                <w:rFonts w:ascii="Times New Roman" w:eastAsia="Times New Roman" w:hAnsi="Times New Roman" w:cs="Times New Roman"/>
+                <w:sz w:val="20"/>
+                <w:szCs w:val="20"/>
+                <w:lang w:eastAsia="cs-CZ"/>
+              </w:rPr>
+              <w:t xml:space="preserve"> </w:t>
+            </w:r>
           </w:p>
         </w:tc>
       </w:tr>
@@ -2367,6 +2496,15 @@
                 <w:lang w:eastAsia="cs-CZ"/>
               </w:rPr>
             </w:pPr>
+            <w:r>
+              <w:rPr>
+                <w:rFonts w:ascii="Times New Roman" w:eastAsia="Times New Roman" w:hAnsi="Times New Roman" w:cs="Times New Roman"/>
+                <w:sz w:val="20"/>
+                <w:szCs w:val="20"/>
+                <w:lang w:eastAsia="cs-CZ"/>
+              </w:rPr>
+              <w:t>Konzultace návrhů řešení, získání informací ohledně konkrétních Java knihoven a jejich použití</w:t>
+            </w:r>
           </w:p>
         </w:tc>
       </w:tr>
@@ -2379,7 +2517,7 @@
       </w:pPr>
     </w:p>
     <w:sectPr>
-      <w:headerReference w:type="default" r:id="rId6"/>
+      <w:headerReference w:type="default" r:id="rId7"/>
       <w:pgSz w:w="16838" w:h="11906" w:orient="landscape"/>
       <w:pgMar w:top="567" w:right="720" w:bottom="426" w:left="720" w:header="708" w:footer="708" w:gutter="0"/>
       <w:cols w:space="708"/>
@@ -2390,7 +2528,7 @@
 </file>
 
 <file path=word/endnotes.xml><?xml version="1.0" encoding="utf-8"?>
-<w:endnotes xmlns:wpc="http://schemas.microsoft.com/office/word/2010/wordprocessingCanvas" xmlns:cx="http://schemas.microsoft.com/office/drawing/2014/chartex" xmlns:cx1="http://schemas.microsoft.com/office/drawing/2015/9/8/chartex" xmlns:cx2="http://schemas.microsoft.com/office/drawing/2015/10/21/chartex" xmlns:cx3="http://schemas.microsoft.com/office/drawing/2016/5/9/chartex" xmlns:cx4="http://schemas.microsoft.com/office/drawing/2016/5/10/chartex" xmlns:cx5="http://schemas.microsoft.com/office/drawing/2016/5/11/chartex" xmlns:cx6="http://schemas.microsoft.com/office/drawing/2016/5/12/chartex" xmlns:cx7="http://schemas.microsoft.com/office/drawing/2016/5/13/chartex" xmlns:cx8="http://schemas.microsoft.com/office/drawing/2016/5/14/chartex" xmlns:mc="http://schemas.openxmlformats.org/markup-compatibility/2006" xmlns:m="http://schemas.openxmlformats.org/officeDocument/2006/math" xmlns:aink="http://schemas.microsoft.com/office/drawing/2016/ink" xmlns:am3d="http://schemas.microsoft.com/office/drawing/2017/model3d" xmlns:oel="http://schemas.microsoft.com/office/2019/extlst" xmlns:r="http://schemas.openxmlformats.org/officeDocument/2006/relationships" xmlns:wp14="http://schemas.microsoft.com/office/word/2010/wordprocessingDrawing" xmlns:wp="http://schemas.openxmlformats.org/drawingml/2006/wordprocessingDrawing" xmlns:wpg="http://schemas.microsoft.com/office/word/2010/wordprocessingGroup" xmlns:wpi="http://schemas.microsoft.com/office/word/2010/wordprocessingInk" xmlns:wps="http://schemas.microsoft.com/office/word/2010/wordprocessingShape" xmlns:o="urn:schemas-microsoft-com:office:office" xmlns:v="urn:schemas-microsoft-com:vml" xmlns:w10="urn:schemas-microsoft-com:office:word" xmlns:w="http://schemas.openxmlformats.org/wordprocessingml/2006/main" xmlns:w14="http://schemas.microsoft.com/office/word/2010/wordml" xmlns:w15="http://schemas.microsoft.com/office/word/2012/wordml" xmlns:w16cex="http://schemas.microsoft.com/office/word/2018/wordml/cex" xmlns:w16cid="http://schemas.microsoft.com/office/word/2016/wordml/cid" xmlns:w16="http://schemas.microsoft.com/office/word/2018/wordml" xmlns:w16sdtdh="http://schemas.microsoft.com/office/word/2020/wordml/sdtdatahash" xmlns:w16sdtfl="http://schemas.microsoft.com/office/word/2024/wordml/sdtformatlock" xmlns:w16se="http://schemas.microsoft.com/office/word/2015/wordml/symex" xmlns:w16du="http://schemas.microsoft.com/office/word/2023/wordml/word16du" xmlns:wne="http://schemas.microsoft.com/office/word/2006/wordml" mc:Ignorable="w14 w15 w16se w16cid w16 w16cex w16sdtdh w16sdtfl w16du wp14">
+<w:endnotes xmlns:wpc="http://schemas.microsoft.com/office/word/2010/wordprocessingCanvas" xmlns:cx="http://schemas.microsoft.com/office/drawing/2014/chartex" xmlns:cx1="http://schemas.microsoft.com/office/drawing/2015/9/8/chartex" xmlns:cx2="http://schemas.microsoft.com/office/drawing/2015/10/21/chartex" xmlns:cx3="http://schemas.microsoft.com/office/drawing/2016/5/9/chartex" xmlns:cx4="http://schemas.microsoft.com/office/drawing/2016/5/10/chartex" xmlns:cx5="http://schemas.microsoft.com/office/drawing/2016/5/11/chartex" xmlns:cx6="http://schemas.microsoft.com/office/drawing/2016/5/12/chartex" xmlns:cx7="http://schemas.microsoft.com/office/drawing/2016/5/13/chartex" xmlns:cx8="http://schemas.microsoft.com/office/drawing/2016/5/14/chartex" xmlns:mc="http://schemas.openxmlformats.org/markup-compatibility/2006" xmlns:aink="http://schemas.microsoft.com/office/drawing/2016/ink" xmlns:am3d="http://schemas.microsoft.com/office/drawing/2017/model3d" xmlns:o="urn:schemas-microsoft-com:office:office" xmlns:oel="http://schemas.microsoft.com/office/2019/extlst" xmlns:r="http://schemas.openxmlformats.org/officeDocument/2006/relationships" xmlns:m="http://schemas.openxmlformats.org/officeDocument/2006/math" xmlns:v="urn:schemas-microsoft-com:vml" xmlns:wp14="http://schemas.microsoft.com/office/word/2010/wordprocessingDrawing" xmlns:wp="http://schemas.openxmlformats.org/drawingml/2006/wordprocessingDrawing" xmlns:w10="urn:schemas-microsoft-com:office:word" xmlns:w="http://schemas.openxmlformats.org/wordprocessingml/2006/main" xmlns:w14="http://schemas.microsoft.com/office/word/2010/wordml" xmlns:w15="http://schemas.microsoft.com/office/word/2012/wordml" xmlns:w16cex="http://schemas.microsoft.com/office/word/2018/wordml/cex" xmlns:w16cid="http://schemas.microsoft.com/office/word/2016/wordml/cid" xmlns:w16="http://schemas.microsoft.com/office/word/2018/wordml" xmlns:w16sdtdh="http://schemas.microsoft.com/office/word/2020/wordml/sdtdatahash" xmlns:w16se="http://schemas.microsoft.com/office/word/2015/wordml/symex" xmlns:wpg="http://schemas.microsoft.com/office/word/2010/wordprocessingGroup" xmlns:wpi="http://schemas.microsoft.com/office/word/2010/wordprocessingInk" xmlns:wne="http://schemas.microsoft.com/office/word/2006/wordml" xmlns:wps="http://schemas.microsoft.com/office/word/2010/wordprocessingShape" mc:Ignorable="w14 w15 w16se w16cid w16 w16cex w16sdtdh wp14">
   <w:endnote w:type="separator" w:id="-1">
     <w:p>
       <w:pPr>
@@ -2415,7 +2553,7 @@
 </file>
 
 <file path=word/footnotes.xml><?xml version="1.0" encoding="utf-8"?>
-<w:footnotes xmlns:wpc="http://schemas.microsoft.com/office/word/2010/wordprocessingCanvas" xmlns:cx="http://schemas.microsoft.com/office/drawing/2014/chartex" xmlns:cx1="http://schemas.microsoft.com/office/drawing/2015/9/8/chartex" xmlns:cx2="http://schemas.microsoft.com/office/drawing/2015/10/21/chartex" xmlns:cx3="http://schemas.microsoft.com/office/drawing/2016/5/9/chartex" xmlns:cx4="http://schemas.microsoft.com/office/drawing/2016/5/10/chartex" xmlns:cx5="http://schemas.microsoft.com/office/drawing/2016/5/11/chartex" xmlns:cx6="http://schemas.microsoft.com/office/drawing/2016/5/12/chartex" xmlns:cx7="http://schemas.microsoft.com/office/drawing/2016/5/13/chartex" xmlns:cx8="http://schemas.microsoft.com/office/drawing/2016/5/14/chartex" xmlns:mc="http://schemas.openxmlformats.org/markup-compatibility/2006" xmlns:m="http://schemas.openxmlformats.org/officeDocument/2006/math" xmlns:aink="http://schemas.microsoft.com/office/drawing/2016/ink" xmlns:am3d="http://schemas.microsoft.com/office/drawing/2017/model3d" xmlns:oel="http://schemas.microsoft.com/office/2019/extlst" xmlns:r="http://schemas.openxmlformats.org/officeDocument/2006/relationships" xmlns:wp14="http://schemas.microsoft.com/office/word/2010/wordprocessingDrawing" xmlns:wp="http://schemas.openxmlformats.org/drawingml/2006/wordprocessingDrawing" xmlns:wpg="http://schemas.microsoft.com/office/word/2010/wordprocessingGroup" xmlns:wpi="http://schemas.microsoft.com/office/word/2010/wordprocessingInk" xmlns:wps="http://schemas.microsoft.com/office/word/2010/wordprocessingShape" xmlns:o="urn:schemas-microsoft-com:office:office" xmlns:v="urn:schemas-microsoft-com:vml" xmlns:w10="urn:schemas-microsoft-com:office:word" xmlns:w="http://schemas.openxmlformats.org/wordprocessingml/2006/main" xmlns:w14="http://schemas.microsoft.com/office/word/2010/wordml" xmlns:w15="http://schemas.microsoft.com/office/word/2012/wordml" xmlns:w16cex="http://schemas.microsoft.com/office/word/2018/wordml/cex" xmlns:w16cid="http://schemas.microsoft.com/office/word/2016/wordml/cid" xmlns:w16="http://schemas.microsoft.com/office/word/2018/wordml" xmlns:w16sdtdh="http://schemas.microsoft.com/office/word/2020/wordml/sdtdatahash" xmlns:w16sdtfl="http://schemas.microsoft.com/office/word/2024/wordml/sdtformatlock" xmlns:w16se="http://schemas.microsoft.com/office/word/2015/wordml/symex" xmlns:w16du="http://schemas.microsoft.com/office/word/2023/wordml/word16du" xmlns:wne="http://schemas.microsoft.com/office/word/2006/wordml" mc:Ignorable="w14 w15 w16se w16cid w16 w16cex w16sdtdh w16sdtfl w16du wp14">
+<w:footnotes xmlns:wpc="http://schemas.microsoft.com/office/word/2010/wordprocessingCanvas" xmlns:cx="http://schemas.microsoft.com/office/drawing/2014/chartex" xmlns:cx1="http://schemas.microsoft.com/office/drawing/2015/9/8/chartex" xmlns:cx2="http://schemas.microsoft.com/office/drawing/2015/10/21/chartex" xmlns:cx3="http://schemas.microsoft.com/office/drawing/2016/5/9/chartex" xmlns:cx4="http://schemas.microsoft.com/office/drawing/2016/5/10/chartex" xmlns:cx5="http://schemas.microsoft.com/office/drawing/2016/5/11/chartex" xmlns:cx6="http://schemas.microsoft.com/office/drawing/2016/5/12/chartex" xmlns:cx7="http://schemas.microsoft.com/office/drawing/2016/5/13/chartex" xmlns:cx8="http://schemas.microsoft.com/office/drawing/2016/5/14/chartex" xmlns:mc="http://schemas.openxmlformats.org/markup-compatibility/2006" xmlns:aink="http://schemas.microsoft.com/office/drawing/2016/ink" xmlns:am3d="http://schemas.microsoft.com/office/drawing/2017/model3d" xmlns:o="urn:schemas-microsoft-com:office:office" xmlns:oel="http://schemas.microsoft.com/office/2019/extlst" xmlns:r="http://schemas.openxmlformats.org/officeDocument/2006/relationships" xmlns:m="http://schemas.openxmlformats.org/officeDocument/2006/math" xmlns:v="urn:schemas-microsoft-com:vml" xmlns:wp14="http://schemas.microsoft.com/office/word/2010/wordprocessingDrawing" xmlns:wp="http://schemas.openxmlformats.org/drawingml/2006/wordprocessingDrawing" xmlns:w10="urn:schemas-microsoft-com:office:word" xmlns:w="http://schemas.openxmlformats.org/wordprocessingml/2006/main" xmlns:w14="http://schemas.microsoft.com/office/word/2010/wordml" xmlns:w15="http://schemas.microsoft.com/office/word/2012/wordml" xmlns:w16cex="http://schemas.microsoft.com/office/word/2018/wordml/cex" xmlns:w16cid="http://schemas.microsoft.com/office/word/2016/wordml/cid" xmlns:w16="http://schemas.microsoft.com/office/word/2018/wordml" xmlns:w16sdtdh="http://schemas.microsoft.com/office/word/2020/wordml/sdtdatahash" xmlns:w16se="http://schemas.microsoft.com/office/word/2015/wordml/symex" xmlns:wpg="http://schemas.microsoft.com/office/word/2010/wordprocessingGroup" xmlns:wpi="http://schemas.microsoft.com/office/word/2010/wordprocessingInk" xmlns:wne="http://schemas.microsoft.com/office/word/2006/wordml" xmlns:wps="http://schemas.microsoft.com/office/word/2010/wordprocessingShape" mc:Ignorable="w14 w15 w16se w16cid w16 w16cex w16sdtdh wp14">
   <w:footnote w:type="separator" w:id="-1">
     <w:p>
       <w:pPr>
@@ -2440,10 +2578,10 @@
 </file>
 
 <file path=word/header1.xml><?xml version="1.0" encoding="utf-8"?>
-<w:hdr xmlns:wpc="http://schemas.microsoft.com/office/word/2010/wordprocessingCanvas" xmlns:cx="http://schemas.microsoft.com/office/drawing/2014/chartex" xmlns:cx1="http://schemas.microsoft.com/office/drawing/2015/9/8/chartex" xmlns:cx2="http://schemas.microsoft.com/office/drawing/2015/10/21/chartex" xmlns:cx3="http://schemas.microsoft.com/office/drawing/2016/5/9/chartex" xmlns:cx4="http://schemas.microsoft.com/office/drawing/2016/5/10/chartex" xmlns:cx5="http://schemas.microsoft.com/office/drawing/2016/5/11/chartex" xmlns:cx6="http://schemas.microsoft.com/office/drawing/2016/5/12/chartex" xmlns:cx7="http://schemas.microsoft.com/office/drawing/2016/5/13/chartex" xmlns:cx8="http://schemas.microsoft.com/office/drawing/2016/5/14/chartex" xmlns:mc="http://schemas.openxmlformats.org/markup-compatibility/2006" xmlns:m="http://schemas.openxmlformats.org/officeDocument/2006/math" xmlns:aink="http://schemas.microsoft.com/office/drawing/2016/ink" xmlns:am3d="http://schemas.microsoft.com/office/drawing/2017/model3d" xmlns:oel="http://schemas.microsoft.com/office/2019/extlst" xmlns:r="http://schemas.openxmlformats.org/officeDocument/2006/relationships" xmlns:wp14="http://schemas.microsoft.com/office/word/2010/wordprocessingDrawing" xmlns:wp="http://schemas.openxmlformats.org/drawingml/2006/wordprocessingDrawing" xmlns:wpg="http://schemas.microsoft.com/office/word/2010/wordprocessingGroup" xmlns:wpi="http://schemas.microsoft.com/office/word/2010/wordprocessingInk" xmlns:wps="http://schemas.microsoft.com/office/word/2010/wordprocessingShape" xmlns:o="urn:schemas-microsoft-com:office:office" xmlns:v="urn:schemas-microsoft-com:vml" xmlns:w10="urn:schemas-microsoft-com:office:word" xmlns:w="http://schemas.openxmlformats.org/wordprocessingml/2006/main" xmlns:w14="http://schemas.microsoft.com/office/word/2010/wordml" xmlns:w15="http://schemas.microsoft.com/office/word/2012/wordml" xmlns:w16cex="http://schemas.microsoft.com/office/word/2018/wordml/cex" xmlns:w16cid="http://schemas.microsoft.com/office/word/2016/wordml/cid" xmlns:w16="http://schemas.microsoft.com/office/word/2018/wordml" xmlns:w16sdtdh="http://schemas.microsoft.com/office/word/2020/wordml/sdtdatahash" xmlns:w16sdtfl="http://schemas.microsoft.com/office/word/2024/wordml/sdtformatlock" xmlns:w16se="http://schemas.microsoft.com/office/word/2015/wordml/symex" xmlns:w16du="http://schemas.microsoft.com/office/word/2023/wordml/word16du" xmlns:wne="http://schemas.microsoft.com/office/word/2006/wordml" mc:Ignorable="w14 w15 w16se w16cid w16 w16cex w16sdtdh w16sdtfl w16du wp14">
+<w:hdr xmlns:wpc="http://schemas.microsoft.com/office/word/2010/wordprocessingCanvas" xmlns:cx="http://schemas.microsoft.com/office/drawing/2014/chartex" xmlns:cx1="http://schemas.microsoft.com/office/drawing/2015/9/8/chartex" xmlns:cx2="http://schemas.microsoft.com/office/drawing/2015/10/21/chartex" xmlns:cx3="http://schemas.microsoft.com/office/drawing/2016/5/9/chartex" xmlns:cx4="http://schemas.microsoft.com/office/drawing/2016/5/10/chartex" xmlns:cx5="http://schemas.microsoft.com/office/drawing/2016/5/11/chartex" xmlns:cx6="http://schemas.microsoft.com/office/drawing/2016/5/12/chartex" xmlns:cx7="http://schemas.microsoft.com/office/drawing/2016/5/13/chartex" xmlns:cx8="http://schemas.microsoft.com/office/drawing/2016/5/14/chartex" xmlns:mc="http://schemas.openxmlformats.org/markup-compatibility/2006" xmlns:aink="http://schemas.microsoft.com/office/drawing/2016/ink" xmlns:am3d="http://schemas.microsoft.com/office/drawing/2017/model3d" xmlns:o="urn:schemas-microsoft-com:office:office" xmlns:oel="http://schemas.microsoft.com/office/2019/extlst" xmlns:r="http://schemas.openxmlformats.org/officeDocument/2006/relationships" xmlns:m="http://schemas.openxmlformats.org/officeDocument/2006/math" xmlns:v="urn:schemas-microsoft-com:vml" xmlns:wp14="http://schemas.microsoft.com/office/word/2010/wordprocessingDrawing" xmlns:wp="http://schemas.openxmlformats.org/drawingml/2006/wordprocessingDrawing" xmlns:w10="urn:schemas-microsoft-com:office:word" xmlns:w="http://schemas.openxmlformats.org/wordprocessingml/2006/main" xmlns:w14="http://schemas.microsoft.com/office/word/2010/wordml" xmlns:w15="http://schemas.microsoft.com/office/word/2012/wordml" xmlns:w16cex="http://schemas.microsoft.com/office/word/2018/wordml/cex" xmlns:w16cid="http://schemas.microsoft.com/office/word/2016/wordml/cid" xmlns:w16="http://schemas.microsoft.com/office/word/2018/wordml" xmlns:w16sdtdh="http://schemas.microsoft.com/office/word/2020/wordml/sdtdatahash" xmlns:w16se="http://schemas.microsoft.com/office/word/2015/wordml/symex" xmlns:wpg="http://schemas.microsoft.com/office/word/2010/wordprocessingGroup" xmlns:wpi="http://schemas.microsoft.com/office/word/2010/wordprocessingInk" xmlns:wne="http://schemas.microsoft.com/office/word/2006/wordml" xmlns:wps="http://schemas.microsoft.com/office/word/2010/wordprocessingShape" mc:Ignorable="w14 w15 w16se w16cid w16 w16cex w16sdtdh wp14">
   <w:p>
     <w:pPr>
-      <w:pStyle w:val="Header"/>
+      <w:pStyle w:val="Zhlav"/>
       <w:tabs>
         <w:tab w:val="clear" w:pos="9072"/>
         <w:tab w:val="right" w:pos="10913"/>
@@ -2560,27 +2698,8 @@
         <w:rFonts w:ascii="Arial" w:hAnsi="Arial" w:cs="Arial"/>
         <w:b/>
         <w:bCs/>
-        <w:highlight w:val="yellow"/>
       </w:rPr>
-      <w:t>Jméno a Příjm</w:t>
-    </w:r>
-    <w:r>
-      <w:rPr>
-        <w:rFonts w:ascii="Arial" w:hAnsi="Arial" w:cs="Arial"/>
-        <w:b/>
-        <w:bCs/>
-        <w:highlight w:val="yellow"/>
-      </w:rPr>
-      <w:t>e</w:t>
-    </w:r>
-    <w:r>
-      <w:rPr>
-        <w:rFonts w:ascii="Arial" w:hAnsi="Arial" w:cs="Arial"/>
-        <w:b/>
-        <w:bCs/>
-        <w:highlight w:val="yellow"/>
-      </w:rPr>
-      <w:t>ní</w:t>
+      <w:t>Jaroslav Němec</w:t>
     </w:r>
     <w:r>
       <w:rPr>
@@ -2588,19 +2707,27 @@
         <w:b/>
         <w:bCs/>
       </w:rPr>
-      <w:t>, cvičení</w:t>
+      <w:t xml:space="preserve">, </w:t>
+    </w:r>
+    <w:r>
+      <w:rPr>
+        <w:rFonts w:ascii="Arial" w:hAnsi="Arial" w:cs="Arial"/>
+        <w:b/>
+        <w:bCs/>
+      </w:rPr>
+      <w:t>cv01</w:t>
     </w:r>
   </w:p>
   <w:p>
     <w:pPr>
-      <w:pStyle w:val="Header"/>
+      <w:pStyle w:val="Zhlav"/>
     </w:pPr>
   </w:p>
 </w:hdr>
 </file>
 
 <file path=word/styles.xml><?xml version="1.0" encoding="utf-8"?>
-<w:styles xmlns:mc="http://schemas.openxmlformats.org/markup-compatibility/2006" xmlns:r="http://schemas.openxmlformats.org/officeDocument/2006/relationships" xmlns:w="http://schemas.openxmlformats.org/wordprocessingml/2006/main" xmlns:w14="http://schemas.microsoft.com/office/word/2010/wordml" xmlns:w15="http://schemas.microsoft.com/office/word/2012/wordml" xmlns:w16cex="http://schemas.microsoft.com/office/word/2018/wordml/cex" xmlns:w16cid="http://schemas.microsoft.com/office/word/2016/wordml/cid" xmlns:w16="http://schemas.microsoft.com/office/word/2018/wordml" xmlns:w16sdtdh="http://schemas.microsoft.com/office/word/2020/wordml/sdtdatahash" xmlns:w16sdtfl="http://schemas.microsoft.com/office/word/2024/wordml/sdtformatlock" xmlns:w16se="http://schemas.microsoft.com/office/word/2015/wordml/symex" xmlns:w16du="http://schemas.microsoft.com/office/word/2023/wordml/word16du" mc:Ignorable="w14 w15 w16se w16cid w16 w16cex w16sdtdh w16sdtfl w16du">
+<w:styles xmlns:mc="http://schemas.openxmlformats.org/markup-compatibility/2006" xmlns:r="http://schemas.openxmlformats.org/officeDocument/2006/relationships" xmlns:w="http://schemas.openxmlformats.org/wordprocessingml/2006/main" xmlns:w14="http://schemas.microsoft.com/office/word/2010/wordml" xmlns:w15="http://schemas.microsoft.com/office/word/2012/wordml" xmlns:w16cex="http://schemas.microsoft.com/office/word/2018/wordml/cex" xmlns:w16cid="http://schemas.microsoft.com/office/word/2016/wordml/cid" xmlns:w16="http://schemas.microsoft.com/office/word/2018/wordml" xmlns:w16sdtdh="http://schemas.microsoft.com/office/word/2020/wordml/sdtdatahash" xmlns:w16se="http://schemas.microsoft.com/office/word/2015/wordml/symex" mc:Ignorable="w14 w15 w16se w16cid w16 w16cex w16sdtdh">
   <w:docDefaults>
     <w:rPrDefault>
       <w:rPr>
@@ -2994,17 +3121,17 @@
     <w:lsdException w:name="Unresolved Mention" w:semiHidden="1" w:unhideWhenUsed="1"/>
     <w:lsdException w:name="Smart Link" w:semiHidden="1" w:unhideWhenUsed="1"/>
   </w:latentStyles>
-  <w:style w:type="paragraph" w:default="1" w:styleId="Normal">
+  <w:style w:type="paragraph" w:default="1" w:styleId="Normln">
     <w:name w:val="Normal"/>
     <w:qFormat/>
   </w:style>
-  <w:style w:type="character" w:default="1" w:styleId="DefaultParagraphFont">
+  <w:style w:type="character" w:default="1" w:styleId="Standardnpsmoodstavce">
     <w:name w:val="Default Paragraph Font"/>
     <w:uiPriority w:val="1"/>
     <w:semiHidden/>
     <w:unhideWhenUsed/>
   </w:style>
-  <w:style w:type="table" w:default="1" w:styleId="TableNormal">
+  <w:style w:type="table" w:default="1" w:styleId="Normlntabulka">
     <w:name w:val="Normal Table"/>
     <w:uiPriority w:val="99"/>
     <w:semiHidden/>
@@ -3019,15 +3146,15 @@
       </w:tblCellMar>
     </w:tblPr>
   </w:style>
-  <w:style w:type="numbering" w:default="1" w:styleId="NoList">
+  <w:style w:type="numbering" w:default="1" w:styleId="Bezseznamu">
     <w:name w:val="No List"/>
     <w:uiPriority w:val="99"/>
     <w:semiHidden/>
     <w:unhideWhenUsed/>
   </w:style>
-  <w:style w:type="table" w:styleId="ListTable6ColourfulAccent1">
+  <w:style w:type="table" w:styleId="Barevntabulkaseznamu6zvraznn1">
     <w:name w:val="List Table 6 Colorful Accent 1"/>
-    <w:basedOn w:val="TableNormal"/>
+    <w:basedOn w:val="Normlntabulka"/>
     <w:uiPriority w:val="51"/>
     <w:rsid w:val="00BA3AC7"/>
     <w:pPr>
@@ -3093,9 +3220,9 @@
       </w:tcPr>
     </w:tblStylePr>
   </w:style>
-  <w:style w:type="table" w:styleId="GridTable2">
+  <w:style w:type="table" w:styleId="Tabulkasmkou2">
     <w:name w:val="Grid Table 2"/>
-    <w:basedOn w:val="TableNormal"/>
+    <w:basedOn w:val="Normlntabulka"/>
     <w:uiPriority w:val="47"/>
     <w:rsid w:val="00AA7996"/>
     <w:pPr>
@@ -3168,10 +3295,10 @@
       </w:tcPr>
     </w:tblStylePr>
   </w:style>
-  <w:style w:type="paragraph" w:styleId="Header">
+  <w:style w:type="paragraph" w:styleId="Zhlav">
     <w:name w:val="header"/>
-    <w:basedOn w:val="Normal"/>
-    <w:link w:val="HeaderChar"/>
+    <w:basedOn w:val="Normln"/>
+    <w:link w:val="ZhlavChar"/>
     <w:uiPriority w:val="99"/>
     <w:unhideWhenUsed/>
     <w:rsid w:val="002C0FFA"/>
@@ -3183,17 +3310,17 @@
       <w:spacing w:after="0" w:line="240" w:lineRule="auto"/>
     </w:pPr>
   </w:style>
-  <w:style w:type="character" w:customStyle="1" w:styleId="HeaderChar">
-    <w:name w:val="Header Char"/>
-    <w:basedOn w:val="DefaultParagraphFont"/>
-    <w:link w:val="Header"/>
+  <w:style w:type="character" w:customStyle="1" w:styleId="ZhlavChar">
+    <w:name w:val="Záhlaví Char"/>
+    <w:basedOn w:val="Standardnpsmoodstavce"/>
+    <w:link w:val="Zhlav"/>
     <w:uiPriority w:val="99"/>
     <w:rsid w:val="002C0FFA"/>
   </w:style>
-  <w:style w:type="paragraph" w:styleId="Footer">
+  <w:style w:type="paragraph" w:styleId="Zpat">
     <w:name w:val="footer"/>
-    <w:basedOn w:val="Normal"/>
-    <w:link w:val="FooterChar"/>
+    <w:basedOn w:val="Normln"/>
+    <w:link w:val="ZpatChar"/>
     <w:uiPriority w:val="99"/>
     <w:unhideWhenUsed/>
     <w:rsid w:val="002C0FFA"/>
@@ -3205,12 +3332,35 @@
       <w:spacing w:after="0" w:line="240" w:lineRule="auto"/>
     </w:pPr>
   </w:style>
-  <w:style w:type="character" w:customStyle="1" w:styleId="FooterChar">
-    <w:name w:val="Footer Char"/>
-    <w:basedOn w:val="DefaultParagraphFont"/>
-    <w:link w:val="Footer"/>
+  <w:style w:type="character" w:customStyle="1" w:styleId="ZpatChar">
+    <w:name w:val="Zápatí Char"/>
+    <w:basedOn w:val="Standardnpsmoodstavce"/>
+    <w:link w:val="Zpat"/>
     <w:uiPriority w:val="99"/>
     <w:rsid w:val="002C0FFA"/>
+  </w:style>
+  <w:style w:type="character" w:styleId="Hypertextovodkaz">
+    <w:name w:val="Hyperlink"/>
+    <w:basedOn w:val="Standardnpsmoodstavce"/>
+    <w:uiPriority w:val="99"/>
+    <w:unhideWhenUsed/>
+    <w:rsid w:val="003E2B25"/>
+    <w:rPr>
+      <w:color w:val="0563C1" w:themeColor="hyperlink"/>
+      <w:u w:val="single"/>
+    </w:rPr>
+  </w:style>
+  <w:style w:type="character" w:styleId="Nevyeenzmnka">
+    <w:name w:val="Unresolved Mention"/>
+    <w:basedOn w:val="Standardnpsmoodstavce"/>
+    <w:uiPriority w:val="99"/>
+    <w:semiHidden/>
+    <w:unhideWhenUsed/>
+    <w:rsid w:val="003E2B25"/>
+    <w:rPr>
+      <w:color w:val="605E5C"/>
+      <w:shd w:val="clear" w:color="auto" w:fill="E1DFDD"/>
+    </w:rPr>
   </w:style>
 </w:styles>
 </file>

--- a/doc/PozadavkyPGRF1_Task1_2026.docx
+++ b/doc/PozadavkyPGRF1_Task1_2026.docx
@@ -786,7 +786,7 @@
                 <w:highlight w:val="yellow"/>
                 <w:lang w:eastAsia="cs-CZ"/>
               </w:rPr>
-              <w:t>100</w:t>
+              <w:t>50</w:t>
             </w:r>
           </w:p>
         </w:tc>
@@ -1157,7 +1157,7 @@
                 <w:highlight w:val="yellow"/>
                 <w:lang w:eastAsia="cs-CZ"/>
               </w:rPr>
-              <w:t>100</w:t>
+              <w:t>50</w:t>
             </w:r>
           </w:p>
         </w:tc>

--- a/doc/PozadavkyPGRF1_Task1_2026.docx
+++ b/doc/PozadavkyPGRF1_Task1_2026.docx
@@ -298,27 +298,7 @@
                 <w:szCs w:val="24"/>
                 <w:lang w:eastAsia="cs-CZ"/>
               </w:rPr>
-              <w:t xml:space="preserve">Správná </w:t>
-            </w:r>
-            <w:proofErr w:type="spellStart"/>
-            <w:r>
-              <w:rPr>
-                <w:rFonts w:ascii="Arial" w:eastAsia="Times New Roman" w:hAnsi="Arial" w:cs="Arial"/>
-                <w:sz w:val="20"/>
-                <w:szCs w:val="24"/>
-                <w:lang w:eastAsia="cs-CZ"/>
-              </w:rPr>
-              <w:t>rasterizace</w:t>
-            </w:r>
-            <w:proofErr w:type="spellEnd"/>
-            <w:r>
-              <w:rPr>
-                <w:rFonts w:ascii="Arial" w:eastAsia="Times New Roman" w:hAnsi="Arial" w:cs="Arial"/>
-                <w:sz w:val="20"/>
-                <w:szCs w:val="24"/>
-                <w:lang w:eastAsia="cs-CZ"/>
-              </w:rPr>
-              <w:t xml:space="preserve"> ve všech kvadrantech</w:t>
+              <w:t>Správná rasterizace ve všech kvadrantech</w:t>
             </w:r>
             <w:r>
               <w:rPr>
@@ -449,19 +429,8 @@
                 <w:szCs w:val="24"/>
                 <w:lang w:eastAsia="cs-CZ"/>
               </w:rPr>
-              <w:t xml:space="preserve">Označení algoritmu </w:t>
-            </w:r>
-            <w:proofErr w:type="spellStart"/>
-            <w:r>
-              <w:rPr>
-                <w:rFonts w:ascii="Arial" w:eastAsia="Times New Roman" w:hAnsi="Arial" w:cs="Arial"/>
-                <w:sz w:val="20"/>
-                <w:szCs w:val="24"/>
-                <w:lang w:eastAsia="cs-CZ"/>
-              </w:rPr>
-              <w:t>rasterizace</w:t>
-            </w:r>
-            <w:proofErr w:type="spellEnd"/>
+              <w:t>Označení algoritmu rasterizace</w:t>
+            </w:r>
             <w:r>
               <w:rPr>
                 <w:rFonts w:ascii="Arial" w:eastAsia="Times New Roman" w:hAnsi="Arial" w:cs="Arial"/>
@@ -680,6 +649,26 @@
                 <w:lang w:eastAsia="cs-CZ"/>
               </w:rPr>
             </w:pPr>
+            <w:r>
+              <w:rPr>
+                <w:rFonts w:ascii="Times New Roman" w:eastAsia="Times New Roman" w:hAnsi="Times New Roman" w:cs="Times New Roman"/>
+                <w:sz w:val="20"/>
+                <w:szCs w:val="20"/>
+                <w:highlight w:val="yellow"/>
+                <w:lang w:val="en-US" w:eastAsia="cs-CZ"/>
+              </w:rPr>
+              <w:t>Dr</w:t>
+            </w:r>
+            <w:r>
+              <w:rPr>
+                <w:rFonts w:ascii="Times New Roman" w:eastAsia="Times New Roman" w:hAnsi="Times New Roman" w:cs="Times New Roman"/>
+                <w:sz w:val="20"/>
+                <w:szCs w:val="20"/>
+                <w:highlight w:val="yellow"/>
+                <w:lang w:eastAsia="cs-CZ"/>
+              </w:rPr>
+              <w:t>ží se LEVÉ tlačítko a táhne myší</w:t>
+            </w:r>
           </w:p>
         </w:tc>
         <w:tc>
@@ -698,6 +687,42 @@
                 <w:lang w:eastAsia="cs-CZ"/>
               </w:rPr>
             </w:pPr>
+            <w:r>
+              <w:rPr>
+                <w:rFonts w:ascii="Times New Roman" w:eastAsia="Times New Roman" w:hAnsi="Times New Roman" w:cs="Times New Roman"/>
+                <w:sz w:val="20"/>
+                <w:szCs w:val="20"/>
+                <w:lang w:eastAsia="cs-CZ"/>
+              </w:rPr>
+              <w:t xml:space="preserve">První bod </w:t>
+            </w:r>
+            <w:r>
+              <w:rPr>
+                <w:rFonts w:ascii="Times New Roman" w:eastAsia="Times New Roman" w:hAnsi="Times New Roman" w:cs="Times New Roman"/>
+                <w:sz w:val="20"/>
+                <w:szCs w:val="20"/>
+                <w:lang w:eastAsia="cs-CZ"/>
+              </w:rPr>
+              <w:t xml:space="preserve">nové úsečky </w:t>
+            </w:r>
+            <w:r>
+              <w:rPr>
+                <w:rFonts w:ascii="Times New Roman" w:eastAsia="Times New Roman" w:hAnsi="Times New Roman" w:cs="Times New Roman"/>
+                <w:sz w:val="20"/>
+                <w:szCs w:val="20"/>
+                <w:lang w:eastAsia="cs-CZ"/>
+              </w:rPr>
+              <w:t>se položí, tam kde uživatel tlačítko stiskne, a druhý, tam kde ho pustí.</w:t>
+            </w:r>
+            <w:r>
+              <w:rPr>
+                <w:rFonts w:ascii="Times New Roman" w:eastAsia="Times New Roman" w:hAnsi="Times New Roman" w:cs="Times New Roman"/>
+                <w:sz w:val="20"/>
+                <w:szCs w:val="20"/>
+                <w:lang w:eastAsia="cs-CZ"/>
+              </w:rPr>
+              <w:t xml:space="preserve"> </w:t>
+            </w:r>
           </w:p>
         </w:tc>
       </w:tr>
@@ -786,7 +811,7 @@
                 <w:highlight w:val="yellow"/>
                 <w:lang w:eastAsia="cs-CZ"/>
               </w:rPr>
-              <w:t>50</w:t>
+              <w:t>100</w:t>
             </w:r>
           </w:p>
         </w:tc>
@@ -808,6 +833,26 @@
                 <w:lang w:eastAsia="cs-CZ"/>
               </w:rPr>
             </w:pPr>
+            <w:r>
+              <w:rPr>
+                <w:rFonts w:ascii="Times New Roman" w:eastAsia="Times New Roman" w:hAnsi="Times New Roman" w:cs="Times New Roman"/>
+                <w:sz w:val="20"/>
+                <w:szCs w:val="20"/>
+                <w:highlight w:val="yellow"/>
+                <w:lang w:val="en-US" w:eastAsia="cs-CZ"/>
+              </w:rPr>
+              <w:t>Dr</w:t>
+            </w:r>
+            <w:r>
+              <w:rPr>
+                <w:rFonts w:ascii="Times New Roman" w:eastAsia="Times New Roman" w:hAnsi="Times New Roman" w:cs="Times New Roman"/>
+                <w:sz w:val="20"/>
+                <w:szCs w:val="20"/>
+                <w:highlight w:val="yellow"/>
+                <w:lang w:eastAsia="cs-CZ"/>
+              </w:rPr>
+              <w:t>ží se LEVÉ tlačítko a táhne myší</w:t>
+            </w:r>
           </w:p>
         </w:tc>
         <w:tc>
@@ -1157,7 +1202,7 @@
                 <w:highlight w:val="yellow"/>
                 <w:lang w:eastAsia="cs-CZ"/>
               </w:rPr>
-              <w:t>50</w:t>
+              <w:t>100</w:t>
             </w:r>
           </w:p>
         </w:tc>
@@ -1176,9 +1221,19 @@
                 <w:sz w:val="20"/>
                 <w:szCs w:val="24"/>
                 <w:highlight w:val="yellow"/>
-                <w:lang w:eastAsia="cs-CZ"/>
-              </w:rPr>
-            </w:pPr>
+                <w:lang w:val="en-US" w:eastAsia="cs-CZ"/>
+              </w:rPr>
+            </w:pPr>
+            <w:r>
+              <w:rPr>
+                <w:rFonts w:ascii="Arial" w:eastAsia="Times New Roman" w:hAnsi="Arial" w:cs="Arial"/>
+                <w:sz w:val="20"/>
+                <w:szCs w:val="24"/>
+                <w:highlight w:val="yellow"/>
+                <w:lang w:eastAsia="cs-CZ"/>
+              </w:rPr>
+              <w:t>Klávesou A se přidá nový polygon a následně se kliká LEVÝM tlačítkem a přidává body</w:t>
+            </w:r>
           </w:p>
         </w:tc>
         <w:tc>
@@ -1439,7 +1494,6 @@
         </w:trPr>
         <w:tc>
           <w:tcPr>
-            <w:cnfStyle w:val="001000000000" w:firstRow="0" w:lastRow="0" w:firstColumn="1" w:lastColumn="0" w:oddVBand="0" w:evenVBand="0" w:oddHBand="0" w:evenHBand="0" w:firstRowFirstColumn="0" w:firstRowLastColumn="0" w:lastRowFirstColumn="0" w:lastRowLastColumn="0"/>
             <w:tcW w:w="1980" w:type="dxa"/>
             <w:vMerge w:val="restart"/>
             <w:noWrap/>
@@ -1447,6 +1501,7 @@
           </w:tcPr>
           <w:p>
             <w:pPr>
+              <w:cnfStyle w:val="001000000000" w:firstRow="0" w:lastRow="0" w:firstColumn="1" w:lastColumn="0" w:oddVBand="0" w:evenVBand="0" w:oddHBand="0" w:evenHBand="0" w:firstRowFirstColumn="0" w:firstRowLastColumn="0" w:lastRowFirstColumn="0" w:lastRowLastColumn="0"/>
               <w:rPr>
                 <w:rFonts w:ascii="Arial" w:eastAsia="Times New Roman" w:hAnsi="Arial" w:cs="Arial"/>
                 <w:sz w:val="20"/>
@@ -1472,7 +1527,6 @@
           </w:tcPr>
           <w:p>
             <w:pPr>
-              <w:cnfStyle w:val="000000000000" w:firstRow="0" w:lastRow="0" w:firstColumn="0" w:lastColumn="0" w:oddVBand="0" w:evenVBand="0" w:oddHBand="0" w:evenHBand="0" w:firstRowFirstColumn="0" w:firstRowLastColumn="0" w:lastRowFirstColumn="0" w:lastRowLastColumn="0"/>
               <w:rPr>
                 <w:rFonts w:ascii="Arial" w:eastAsia="Times New Roman" w:hAnsi="Arial" w:cs="Arial"/>
                 <w:sz w:val="20"/>
@@ -1501,14 +1555,22 @@
           <w:p>
             <w:pPr>
               <w:jc w:val="center"/>
-              <w:cnfStyle w:val="000000000000" w:firstRow="0" w:lastRow="0" w:firstColumn="0" w:lastColumn="0" w:oddVBand="0" w:evenVBand="0" w:oddHBand="0" w:evenHBand="0" w:firstRowFirstColumn="0" w:firstRowLastColumn="0" w:lastRowFirstColumn="0" w:lastRowLastColumn="0"/>
-              <w:rPr>
-                <w:rFonts w:ascii="Arial" w:eastAsia="Times New Roman" w:hAnsi="Arial" w:cs="Arial"/>
-                <w:sz w:val="20"/>
-                <w:szCs w:val="24"/>
-                <w:lang w:eastAsia="cs-CZ"/>
-              </w:rPr>
-            </w:pPr>
+              <w:rPr>
+                <w:rFonts w:ascii="Arial" w:eastAsia="Times New Roman" w:hAnsi="Arial" w:cs="Arial"/>
+                <w:sz w:val="20"/>
+                <w:szCs w:val="24"/>
+                <w:lang w:eastAsia="cs-CZ"/>
+              </w:rPr>
+            </w:pPr>
+            <w:r>
+              <w:rPr>
+                <w:rFonts w:ascii="Arial" w:eastAsia="Times New Roman" w:hAnsi="Arial" w:cs="Arial"/>
+                <w:sz w:val="20"/>
+                <w:szCs w:val="24"/>
+                <w:lang w:eastAsia="cs-CZ"/>
+              </w:rPr>
+              <w:t>0</w:t>
+            </w:r>
           </w:p>
         </w:tc>
         <w:tc>
@@ -1521,7 +1583,6 @@
           <w:p>
             <w:pPr>
               <w:jc w:val="center"/>
-              <w:cnfStyle w:val="000000000000" w:firstRow="0" w:lastRow="0" w:firstColumn="0" w:lastColumn="0" w:oddVBand="0" w:evenVBand="0" w:oddHBand="0" w:evenHBand="0" w:firstRowFirstColumn="0" w:firstRowLastColumn="0" w:lastRowFirstColumn="0" w:lastRowLastColumn="0"/>
               <w:rPr>
                 <w:rFonts w:ascii="Times New Roman" w:eastAsia="Times New Roman" w:hAnsi="Times New Roman" w:cs="Times New Roman"/>
                 <w:sz w:val="20"/>
@@ -1539,7 +1600,6 @@
           </w:tcPr>
           <w:p>
             <w:pPr>
-              <w:cnfStyle w:val="000000000000" w:firstRow="0" w:lastRow="0" w:firstColumn="0" w:lastColumn="0" w:oddVBand="0" w:evenVBand="0" w:oddHBand="0" w:evenHBand="0" w:firstRowFirstColumn="0" w:firstRowLastColumn="0" w:lastRowFirstColumn="0" w:lastRowLastColumn="0"/>
               <w:rPr>
                 <w:rFonts w:ascii="Times New Roman" w:eastAsia="Times New Roman" w:hAnsi="Times New Roman" w:cs="Times New Roman"/>
                 <w:sz w:val="20"/>
@@ -1618,6 +1678,15 @@
                 <w:lang w:eastAsia="cs-CZ"/>
               </w:rPr>
             </w:pPr>
+            <w:r>
+              <w:rPr>
+                <w:rFonts w:ascii="Arial" w:eastAsia="Times New Roman" w:hAnsi="Arial" w:cs="Arial"/>
+                <w:sz w:val="20"/>
+                <w:szCs w:val="24"/>
+                <w:lang w:eastAsia="cs-CZ"/>
+              </w:rPr>
+              <w:t>0</w:t>
+            </w:r>
           </w:p>
         </w:tc>
         <w:tc>
@@ -1665,7 +1734,6 @@
         </w:trPr>
         <w:tc>
           <w:tcPr>
-            <w:cnfStyle w:val="001000000000" w:firstRow="0" w:lastRow="0" w:firstColumn="1" w:lastColumn="0" w:oddVBand="0" w:evenVBand="0" w:oddHBand="0" w:evenHBand="0" w:firstRowFirstColumn="0" w:firstRowLastColumn="0" w:lastRowFirstColumn="0" w:lastRowLastColumn="0"/>
             <w:tcW w:w="1980" w:type="dxa"/>
             <w:vMerge/>
             <w:noWrap/>
@@ -1673,6 +1741,7 @@
           </w:tcPr>
           <w:p>
             <w:pPr>
+              <w:cnfStyle w:val="001000000000" w:firstRow="0" w:lastRow="0" w:firstColumn="1" w:lastColumn="0" w:oddVBand="0" w:evenVBand="0" w:oddHBand="0" w:evenHBand="0" w:firstRowFirstColumn="0" w:firstRowLastColumn="0" w:lastRowFirstColumn="0" w:lastRowLastColumn="0"/>
               <w:rPr>
                 <w:rFonts w:ascii="Times New Roman" w:eastAsia="Times New Roman" w:hAnsi="Times New Roman" w:cs="Times New Roman"/>
                 <w:sz w:val="20"/>
@@ -1689,7 +1758,6 @@
           </w:tcPr>
           <w:p>
             <w:pPr>
-              <w:cnfStyle w:val="000000000000" w:firstRow="0" w:lastRow="0" w:firstColumn="0" w:lastColumn="0" w:oddVBand="0" w:evenVBand="0" w:oddHBand="0" w:evenHBand="0" w:firstRowFirstColumn="0" w:firstRowLastColumn="0" w:lastRowFirstColumn="0" w:lastRowLastColumn="0"/>
               <w:rPr>
                 <w:rFonts w:ascii="Arial" w:eastAsia="Times New Roman" w:hAnsi="Arial" w:cs="Arial"/>
                 <w:sz w:val="20"/>
@@ -1718,14 +1786,22 @@
           <w:p>
             <w:pPr>
               <w:jc w:val="center"/>
-              <w:cnfStyle w:val="000000000000" w:firstRow="0" w:lastRow="0" w:firstColumn="0" w:lastColumn="0" w:oddVBand="0" w:evenVBand="0" w:oddHBand="0" w:evenHBand="0" w:firstRowFirstColumn="0" w:firstRowLastColumn="0" w:lastRowFirstColumn="0" w:lastRowLastColumn="0"/>
-              <w:rPr>
-                <w:rFonts w:ascii="Arial" w:eastAsia="Times New Roman" w:hAnsi="Arial" w:cs="Arial"/>
-                <w:sz w:val="20"/>
-                <w:szCs w:val="24"/>
-                <w:lang w:eastAsia="cs-CZ"/>
-              </w:rPr>
-            </w:pPr>
+              <w:rPr>
+                <w:rFonts w:ascii="Arial" w:eastAsia="Times New Roman" w:hAnsi="Arial" w:cs="Arial"/>
+                <w:sz w:val="20"/>
+                <w:szCs w:val="24"/>
+                <w:lang w:eastAsia="cs-CZ"/>
+              </w:rPr>
+            </w:pPr>
+            <w:r>
+              <w:rPr>
+                <w:rFonts w:ascii="Arial" w:eastAsia="Times New Roman" w:hAnsi="Arial" w:cs="Arial"/>
+                <w:sz w:val="20"/>
+                <w:szCs w:val="24"/>
+                <w:lang w:eastAsia="cs-CZ"/>
+              </w:rPr>
+              <w:t>0</w:t>
+            </w:r>
           </w:p>
         </w:tc>
         <w:tc>
@@ -1738,7 +1814,6 @@
           <w:p>
             <w:pPr>
               <w:jc w:val="center"/>
-              <w:cnfStyle w:val="000000000000" w:firstRow="0" w:lastRow="0" w:firstColumn="0" w:lastColumn="0" w:oddVBand="0" w:evenVBand="0" w:oddHBand="0" w:evenHBand="0" w:firstRowFirstColumn="0" w:firstRowLastColumn="0" w:lastRowFirstColumn="0" w:lastRowLastColumn="0"/>
               <w:rPr>
                 <w:rFonts w:ascii="Times New Roman" w:eastAsia="Times New Roman" w:hAnsi="Times New Roman" w:cs="Times New Roman"/>
                 <w:sz w:val="20"/>
@@ -1756,7 +1831,6 @@
           </w:tcPr>
           <w:p>
             <w:pPr>
-              <w:cnfStyle w:val="000000000000" w:firstRow="0" w:lastRow="0" w:firstColumn="0" w:lastColumn="0" w:oddVBand="0" w:evenVBand="0" w:oddHBand="0" w:evenHBand="0" w:firstRowFirstColumn="0" w:firstRowLastColumn="0" w:lastRowFirstColumn="0" w:lastRowLastColumn="0"/>
               <w:rPr>
                 <w:rFonts w:ascii="Times New Roman" w:eastAsia="Times New Roman" w:hAnsi="Times New Roman" w:cs="Times New Roman"/>
                 <w:sz w:val="20"/>
@@ -1805,45 +1879,14 @@
                 <w:lang w:eastAsia="cs-CZ"/>
               </w:rPr>
             </w:pPr>
-            <w:proofErr w:type="spellStart"/>
-            <w:r>
-              <w:rPr>
-                <w:rFonts w:ascii="Arial" w:eastAsia="Times New Roman" w:hAnsi="Arial" w:cs="Arial"/>
-                <w:sz w:val="20"/>
-                <w:szCs w:val="24"/>
-                <w:lang w:eastAsia="cs-CZ"/>
-              </w:rPr>
-              <w:t>GITový</w:t>
-            </w:r>
-            <w:proofErr w:type="spellEnd"/>
-            <w:r>
-              <w:rPr>
-                <w:rFonts w:ascii="Arial" w:eastAsia="Times New Roman" w:hAnsi="Arial" w:cs="Arial"/>
-                <w:sz w:val="20"/>
-                <w:szCs w:val="24"/>
-                <w:lang w:eastAsia="cs-CZ"/>
-              </w:rPr>
-              <w:t xml:space="preserve"> </w:t>
-            </w:r>
-            <w:proofErr w:type="spellStart"/>
-            <w:r>
-              <w:rPr>
-                <w:rFonts w:ascii="Arial" w:eastAsia="Times New Roman" w:hAnsi="Arial" w:cs="Arial"/>
-                <w:sz w:val="20"/>
-                <w:szCs w:val="24"/>
-                <w:lang w:eastAsia="cs-CZ"/>
-              </w:rPr>
-              <w:t>repozitář</w:t>
-            </w:r>
-            <w:proofErr w:type="spellEnd"/>
-            <w:r>
-              <w:rPr>
-                <w:rFonts w:ascii="Arial" w:eastAsia="Times New Roman" w:hAnsi="Arial" w:cs="Arial"/>
-                <w:sz w:val="20"/>
-                <w:szCs w:val="24"/>
-                <w:lang w:eastAsia="cs-CZ"/>
-              </w:rPr>
-              <w:t xml:space="preserve"> s výsledným kódem</w:t>
+            <w:r>
+              <w:rPr>
+                <w:rFonts w:ascii="Arial" w:eastAsia="Times New Roman" w:hAnsi="Arial" w:cs="Arial"/>
+                <w:sz w:val="20"/>
+                <w:szCs w:val="24"/>
+                <w:lang w:eastAsia="cs-CZ"/>
+              </w:rPr>
+              <w:t>GITový repozitář s výsledným kódem</w:t>
             </w:r>
             <w:r>
               <w:rPr>
@@ -1853,19 +1896,8 @@
                 <w:lang w:eastAsia="cs-CZ"/>
               </w:rPr>
               <w:br/>
-              <w:t xml:space="preserve">Prosím uveďte link na </w:t>
-            </w:r>
-            <w:proofErr w:type="spellStart"/>
-            <w:r>
-              <w:rPr>
-                <w:rFonts w:ascii="Arial" w:eastAsia="Times New Roman" w:hAnsi="Arial" w:cs="Arial"/>
-                <w:sz w:val="20"/>
-                <w:szCs w:val="24"/>
-                <w:lang w:eastAsia="cs-CZ"/>
-              </w:rPr>
-              <w:t>repozitář</w:t>
-            </w:r>
-            <w:proofErr w:type="spellEnd"/>
+              <w:t>Prosím uveďte link na repozitář</w:t>
+            </w:r>
           </w:p>
         </w:tc>
         <w:tc>

--- a/doc/PozadavkyPGRF1_Task1_2026.docx
+++ b/doc/PozadavkyPGRF1_Task1_2026.docx
@@ -298,7 +298,27 @@
                 <w:szCs w:val="24"/>
                 <w:lang w:eastAsia="cs-CZ"/>
               </w:rPr>
-              <w:t>Správná rasterizace ve všech kvadrantech</w:t>
+              <w:t xml:space="preserve">Správná </w:t>
+            </w:r>
+            <w:proofErr w:type="spellStart"/>
+            <w:r>
+              <w:rPr>
+                <w:rFonts w:ascii="Arial" w:eastAsia="Times New Roman" w:hAnsi="Arial" w:cs="Arial"/>
+                <w:sz w:val="20"/>
+                <w:szCs w:val="24"/>
+                <w:lang w:eastAsia="cs-CZ"/>
+              </w:rPr>
+              <w:t>rasterizace</w:t>
+            </w:r>
+            <w:proofErr w:type="spellEnd"/>
+            <w:r>
+              <w:rPr>
+                <w:rFonts w:ascii="Arial" w:eastAsia="Times New Roman" w:hAnsi="Arial" w:cs="Arial"/>
+                <w:sz w:val="20"/>
+                <w:szCs w:val="24"/>
+                <w:lang w:eastAsia="cs-CZ"/>
+              </w:rPr>
+              <w:t xml:space="preserve"> ve všech kvadrantech</w:t>
             </w:r>
             <w:r>
               <w:rPr>
@@ -429,8 +449,19 @@
                 <w:szCs w:val="24"/>
                 <w:lang w:eastAsia="cs-CZ"/>
               </w:rPr>
-              <w:t>Označení algoritmu rasterizace</w:t>
-            </w:r>
+              <w:t xml:space="preserve">Označení algoritmu </w:t>
+            </w:r>
+            <w:proofErr w:type="spellStart"/>
+            <w:r>
+              <w:rPr>
+                <w:rFonts w:ascii="Arial" w:eastAsia="Times New Roman" w:hAnsi="Arial" w:cs="Arial"/>
+                <w:sz w:val="20"/>
+                <w:szCs w:val="24"/>
+                <w:lang w:eastAsia="cs-CZ"/>
+              </w:rPr>
+              <w:t>rasterizace</w:t>
+            </w:r>
+            <w:proofErr w:type="spellEnd"/>
             <w:r>
               <w:rPr>
                 <w:rFonts w:ascii="Arial" w:eastAsia="Times New Roman" w:hAnsi="Arial" w:cs="Arial"/>
@@ -659,6 +690,7 @@
               </w:rPr>
               <w:t>Dr</w:t>
             </w:r>
+            <w:proofErr w:type="spellStart"/>
             <w:r>
               <w:rPr>
                 <w:rFonts w:ascii="Times New Roman" w:eastAsia="Times New Roman" w:hAnsi="Times New Roman" w:cs="Times New Roman"/>
@@ -667,7 +699,18 @@
                 <w:highlight w:val="yellow"/>
                 <w:lang w:eastAsia="cs-CZ"/>
               </w:rPr>
-              <w:t>ží se LEVÉ tlačítko a táhne myší</w:t>
+              <w:t>ží</w:t>
+            </w:r>
+            <w:proofErr w:type="spellEnd"/>
+            <w:r>
+              <w:rPr>
+                <w:rFonts w:ascii="Times New Roman" w:eastAsia="Times New Roman" w:hAnsi="Times New Roman" w:cs="Times New Roman"/>
+                <w:sz w:val="20"/>
+                <w:szCs w:val="20"/>
+                <w:highlight w:val="yellow"/>
+                <w:lang w:eastAsia="cs-CZ"/>
+              </w:rPr>
+              <w:t xml:space="preserve"> se LEVÉ tlačítko a táhne myší</w:t>
             </w:r>
           </w:p>
         </w:tc>
@@ -712,7 +755,27 @@
                 <w:szCs w:val="20"/>
                 <w:lang w:eastAsia="cs-CZ"/>
               </w:rPr>
-              <w:t>se položí, tam kde uživatel tlačítko stiskne, a druhý, tam kde ho pustí.</w:t>
+              <w:t xml:space="preserve">se </w:t>
+            </w:r>
+            <w:proofErr w:type="gramStart"/>
+            <w:r>
+              <w:rPr>
+                <w:rFonts w:ascii="Times New Roman" w:eastAsia="Times New Roman" w:hAnsi="Times New Roman" w:cs="Times New Roman"/>
+                <w:sz w:val="20"/>
+                <w:szCs w:val="20"/>
+                <w:lang w:eastAsia="cs-CZ"/>
+              </w:rPr>
+              <w:t>položí</w:t>
+            </w:r>
+            <w:proofErr w:type="gramEnd"/>
+            <w:r>
+              <w:rPr>
+                <w:rFonts w:ascii="Times New Roman" w:eastAsia="Times New Roman" w:hAnsi="Times New Roman" w:cs="Times New Roman"/>
+                <w:sz w:val="20"/>
+                <w:szCs w:val="20"/>
+                <w:lang w:eastAsia="cs-CZ"/>
+              </w:rPr>
+              <w:t>, tam kde uživatel tlačítko stiskne, a druhý, tam kde ho pustí.</w:t>
             </w:r>
             <w:r>
               <w:rPr>
@@ -843,6 +906,7 @@
               </w:rPr>
               <w:t>Dr</w:t>
             </w:r>
+            <w:proofErr w:type="spellStart"/>
             <w:r>
               <w:rPr>
                 <w:rFonts w:ascii="Times New Roman" w:eastAsia="Times New Roman" w:hAnsi="Times New Roman" w:cs="Times New Roman"/>
@@ -851,7 +915,18 @@
                 <w:highlight w:val="yellow"/>
                 <w:lang w:eastAsia="cs-CZ"/>
               </w:rPr>
-              <w:t>ží se LEVÉ tlačítko a táhne myší</w:t>
+              <w:t>ží</w:t>
+            </w:r>
+            <w:proofErr w:type="spellEnd"/>
+            <w:r>
+              <w:rPr>
+                <w:rFonts w:ascii="Times New Roman" w:eastAsia="Times New Roman" w:hAnsi="Times New Roman" w:cs="Times New Roman"/>
+                <w:sz w:val="20"/>
+                <w:szCs w:val="20"/>
+                <w:highlight w:val="yellow"/>
+                <w:lang w:eastAsia="cs-CZ"/>
+              </w:rPr>
+              <w:t xml:space="preserve"> se LEVÉ tlačítko a táhne myší</w:t>
             </w:r>
           </w:p>
         </w:tc>
@@ -1494,6 +1569,7 @@
         </w:trPr>
         <w:tc>
           <w:tcPr>
+            <w:cnfStyle w:val="001000000000" w:firstRow="0" w:lastRow="0" w:firstColumn="1" w:lastColumn="0" w:oddVBand="0" w:evenVBand="0" w:oddHBand="0" w:evenHBand="0" w:firstRowFirstColumn="0" w:firstRowLastColumn="0" w:lastRowFirstColumn="0" w:lastRowLastColumn="0"/>
             <w:tcW w:w="1980" w:type="dxa"/>
             <w:vMerge w:val="restart"/>
             <w:noWrap/>
@@ -1501,7 +1577,6 @@
           </w:tcPr>
           <w:p>
             <w:pPr>
-              <w:cnfStyle w:val="001000000000" w:firstRow="0" w:lastRow="0" w:firstColumn="1" w:lastColumn="0" w:oddVBand="0" w:evenVBand="0" w:oddHBand="0" w:evenHBand="0" w:firstRowFirstColumn="0" w:firstRowLastColumn="0" w:lastRowFirstColumn="0" w:lastRowLastColumn="0"/>
               <w:rPr>
                 <w:rFonts w:ascii="Arial" w:eastAsia="Times New Roman" w:hAnsi="Arial" w:cs="Arial"/>
                 <w:sz w:val="20"/>
@@ -1527,6 +1602,7 @@
           </w:tcPr>
           <w:p>
             <w:pPr>
+              <w:cnfStyle w:val="000000000000" w:firstRow="0" w:lastRow="0" w:firstColumn="0" w:lastColumn="0" w:oddVBand="0" w:evenVBand="0" w:oddHBand="0" w:evenHBand="0" w:firstRowFirstColumn="0" w:firstRowLastColumn="0" w:lastRowFirstColumn="0" w:lastRowLastColumn="0"/>
               <w:rPr>
                 <w:rFonts w:ascii="Arial" w:eastAsia="Times New Roman" w:hAnsi="Arial" w:cs="Arial"/>
                 <w:sz w:val="20"/>
@@ -1555,18 +1631,20 @@
           <w:p>
             <w:pPr>
               <w:jc w:val="center"/>
-              <w:rPr>
-                <w:rFonts w:ascii="Arial" w:eastAsia="Times New Roman" w:hAnsi="Arial" w:cs="Arial"/>
-                <w:sz w:val="20"/>
-                <w:szCs w:val="24"/>
-                <w:lang w:eastAsia="cs-CZ"/>
-              </w:rPr>
-            </w:pPr>
-            <w:r>
-              <w:rPr>
-                <w:rFonts w:ascii="Arial" w:eastAsia="Times New Roman" w:hAnsi="Arial" w:cs="Arial"/>
-                <w:sz w:val="20"/>
-                <w:szCs w:val="24"/>
+              <w:cnfStyle w:val="000000000000" w:firstRow="0" w:lastRow="0" w:firstColumn="0" w:lastColumn="0" w:oddVBand="0" w:evenVBand="0" w:oddHBand="0" w:evenHBand="0" w:firstRowFirstColumn="0" w:firstRowLastColumn="0" w:lastRowFirstColumn="0" w:lastRowLastColumn="0"/>
+              <w:rPr>
+                <w:rFonts w:ascii="Arial" w:eastAsia="Times New Roman" w:hAnsi="Arial" w:cs="Arial"/>
+                <w:sz w:val="20"/>
+                <w:szCs w:val="24"/>
+                <w:lang w:eastAsia="cs-CZ"/>
+              </w:rPr>
+            </w:pPr>
+            <w:r>
+              <w:rPr>
+                <w:rFonts w:ascii="Arial" w:eastAsia="Times New Roman" w:hAnsi="Arial" w:cs="Arial"/>
+                <w:sz w:val="20"/>
+                <w:szCs w:val="24"/>
+                <w:highlight w:val="yellow"/>
                 <w:lang w:eastAsia="cs-CZ"/>
               </w:rPr>
               <w:t>0</w:t>
@@ -1583,6 +1661,7 @@
           <w:p>
             <w:pPr>
               <w:jc w:val="center"/>
+              <w:cnfStyle w:val="000000000000" w:firstRow="0" w:lastRow="0" w:firstColumn="0" w:lastColumn="0" w:oddVBand="0" w:evenVBand="0" w:oddHBand="0" w:evenHBand="0" w:firstRowFirstColumn="0" w:firstRowLastColumn="0" w:lastRowFirstColumn="0" w:lastRowLastColumn="0"/>
               <w:rPr>
                 <w:rFonts w:ascii="Times New Roman" w:eastAsia="Times New Roman" w:hAnsi="Times New Roman" w:cs="Times New Roman"/>
                 <w:sz w:val="20"/>
@@ -1600,6 +1679,7 @@
           </w:tcPr>
           <w:p>
             <w:pPr>
+              <w:cnfStyle w:val="000000000000" w:firstRow="0" w:lastRow="0" w:firstColumn="0" w:lastColumn="0" w:oddVBand="0" w:evenVBand="0" w:oddHBand="0" w:evenHBand="0" w:firstRowFirstColumn="0" w:firstRowLastColumn="0" w:lastRowFirstColumn="0" w:lastRowLastColumn="0"/>
               <w:rPr>
                 <w:rFonts w:ascii="Times New Roman" w:eastAsia="Times New Roman" w:hAnsi="Times New Roman" w:cs="Times New Roman"/>
                 <w:sz w:val="20"/>
@@ -1683,6 +1763,7 @@
                 <w:rFonts w:ascii="Arial" w:eastAsia="Times New Roman" w:hAnsi="Arial" w:cs="Arial"/>
                 <w:sz w:val="20"/>
                 <w:szCs w:val="24"/>
+                <w:highlight w:val="yellow"/>
                 <w:lang w:eastAsia="cs-CZ"/>
               </w:rPr>
               <w:t>0</w:t>
@@ -1734,6 +1815,7 @@
         </w:trPr>
         <w:tc>
           <w:tcPr>
+            <w:cnfStyle w:val="001000000000" w:firstRow="0" w:lastRow="0" w:firstColumn="1" w:lastColumn="0" w:oddVBand="0" w:evenVBand="0" w:oddHBand="0" w:evenHBand="0" w:firstRowFirstColumn="0" w:firstRowLastColumn="0" w:lastRowFirstColumn="0" w:lastRowLastColumn="0"/>
             <w:tcW w:w="1980" w:type="dxa"/>
             <w:vMerge/>
             <w:noWrap/>
@@ -1741,7 +1823,6 @@
           </w:tcPr>
           <w:p>
             <w:pPr>
-              <w:cnfStyle w:val="001000000000" w:firstRow="0" w:lastRow="0" w:firstColumn="1" w:lastColumn="0" w:oddVBand="0" w:evenVBand="0" w:oddHBand="0" w:evenHBand="0" w:firstRowFirstColumn="0" w:firstRowLastColumn="0" w:lastRowFirstColumn="0" w:lastRowLastColumn="0"/>
               <w:rPr>
                 <w:rFonts w:ascii="Times New Roman" w:eastAsia="Times New Roman" w:hAnsi="Times New Roman" w:cs="Times New Roman"/>
                 <w:sz w:val="20"/>
@@ -1758,6 +1839,7 @@
           </w:tcPr>
           <w:p>
             <w:pPr>
+              <w:cnfStyle w:val="000000000000" w:firstRow="0" w:lastRow="0" w:firstColumn="0" w:lastColumn="0" w:oddVBand="0" w:evenVBand="0" w:oddHBand="0" w:evenHBand="0" w:firstRowFirstColumn="0" w:firstRowLastColumn="0" w:lastRowFirstColumn="0" w:lastRowLastColumn="0"/>
               <w:rPr>
                 <w:rFonts w:ascii="Arial" w:eastAsia="Times New Roman" w:hAnsi="Arial" w:cs="Arial"/>
                 <w:sz w:val="20"/>
@@ -1786,18 +1868,20 @@
           <w:p>
             <w:pPr>
               <w:jc w:val="center"/>
-              <w:rPr>
-                <w:rFonts w:ascii="Arial" w:eastAsia="Times New Roman" w:hAnsi="Arial" w:cs="Arial"/>
-                <w:sz w:val="20"/>
-                <w:szCs w:val="24"/>
-                <w:lang w:eastAsia="cs-CZ"/>
-              </w:rPr>
-            </w:pPr>
-            <w:r>
-              <w:rPr>
-                <w:rFonts w:ascii="Arial" w:eastAsia="Times New Roman" w:hAnsi="Arial" w:cs="Arial"/>
-                <w:sz w:val="20"/>
-                <w:szCs w:val="24"/>
+              <w:cnfStyle w:val="000000000000" w:firstRow="0" w:lastRow="0" w:firstColumn="0" w:lastColumn="0" w:oddVBand="0" w:evenVBand="0" w:oddHBand="0" w:evenHBand="0" w:firstRowFirstColumn="0" w:firstRowLastColumn="0" w:lastRowFirstColumn="0" w:lastRowLastColumn="0"/>
+              <w:rPr>
+                <w:rFonts w:ascii="Arial" w:eastAsia="Times New Roman" w:hAnsi="Arial" w:cs="Arial"/>
+                <w:sz w:val="20"/>
+                <w:szCs w:val="24"/>
+                <w:lang w:eastAsia="cs-CZ"/>
+              </w:rPr>
+            </w:pPr>
+            <w:r>
+              <w:rPr>
+                <w:rFonts w:ascii="Arial" w:eastAsia="Times New Roman" w:hAnsi="Arial" w:cs="Arial"/>
+                <w:sz w:val="20"/>
+                <w:szCs w:val="24"/>
+                <w:highlight w:val="yellow"/>
                 <w:lang w:eastAsia="cs-CZ"/>
               </w:rPr>
               <w:t>0</w:t>
@@ -1814,6 +1898,7 @@
           <w:p>
             <w:pPr>
               <w:jc w:val="center"/>
+              <w:cnfStyle w:val="000000000000" w:firstRow="0" w:lastRow="0" w:firstColumn="0" w:lastColumn="0" w:oddVBand="0" w:evenVBand="0" w:oddHBand="0" w:evenHBand="0" w:firstRowFirstColumn="0" w:firstRowLastColumn="0" w:lastRowFirstColumn="0" w:lastRowLastColumn="0"/>
               <w:rPr>
                 <w:rFonts w:ascii="Times New Roman" w:eastAsia="Times New Roman" w:hAnsi="Times New Roman" w:cs="Times New Roman"/>
                 <w:sz w:val="20"/>
@@ -1831,6 +1916,7 @@
           </w:tcPr>
           <w:p>
             <w:pPr>
+              <w:cnfStyle w:val="000000000000" w:firstRow="0" w:lastRow="0" w:firstColumn="0" w:lastColumn="0" w:oddVBand="0" w:evenVBand="0" w:oddHBand="0" w:evenHBand="0" w:firstRowFirstColumn="0" w:firstRowLastColumn="0" w:lastRowFirstColumn="0" w:lastRowLastColumn="0"/>
               <w:rPr>
                 <w:rFonts w:ascii="Times New Roman" w:eastAsia="Times New Roman" w:hAnsi="Times New Roman" w:cs="Times New Roman"/>
                 <w:sz w:val="20"/>
@@ -1879,14 +1965,45 @@
                 <w:lang w:eastAsia="cs-CZ"/>
               </w:rPr>
             </w:pPr>
-            <w:r>
-              <w:rPr>
-                <w:rFonts w:ascii="Arial" w:eastAsia="Times New Roman" w:hAnsi="Arial" w:cs="Arial"/>
-                <w:sz w:val="20"/>
-                <w:szCs w:val="24"/>
-                <w:lang w:eastAsia="cs-CZ"/>
-              </w:rPr>
-              <w:t>GITový repozitář s výsledným kódem</w:t>
+            <w:proofErr w:type="spellStart"/>
+            <w:r>
+              <w:rPr>
+                <w:rFonts w:ascii="Arial" w:eastAsia="Times New Roman" w:hAnsi="Arial" w:cs="Arial"/>
+                <w:sz w:val="20"/>
+                <w:szCs w:val="24"/>
+                <w:lang w:eastAsia="cs-CZ"/>
+              </w:rPr>
+              <w:t>GITový</w:t>
+            </w:r>
+            <w:proofErr w:type="spellEnd"/>
+            <w:r>
+              <w:rPr>
+                <w:rFonts w:ascii="Arial" w:eastAsia="Times New Roman" w:hAnsi="Arial" w:cs="Arial"/>
+                <w:sz w:val="20"/>
+                <w:szCs w:val="24"/>
+                <w:lang w:eastAsia="cs-CZ"/>
+              </w:rPr>
+              <w:t xml:space="preserve"> </w:t>
+            </w:r>
+            <w:proofErr w:type="spellStart"/>
+            <w:r>
+              <w:rPr>
+                <w:rFonts w:ascii="Arial" w:eastAsia="Times New Roman" w:hAnsi="Arial" w:cs="Arial"/>
+                <w:sz w:val="20"/>
+                <w:szCs w:val="24"/>
+                <w:lang w:eastAsia="cs-CZ"/>
+              </w:rPr>
+              <w:t>repozitář</w:t>
+            </w:r>
+            <w:proofErr w:type="spellEnd"/>
+            <w:r>
+              <w:rPr>
+                <w:rFonts w:ascii="Arial" w:eastAsia="Times New Roman" w:hAnsi="Arial" w:cs="Arial"/>
+                <w:sz w:val="20"/>
+                <w:szCs w:val="24"/>
+                <w:lang w:eastAsia="cs-CZ"/>
+              </w:rPr>
+              <w:t xml:space="preserve"> s výsledným kódem</w:t>
             </w:r>
             <w:r>
               <w:rPr>
@@ -1896,8 +2013,19 @@
                 <w:lang w:eastAsia="cs-CZ"/>
               </w:rPr>
               <w:br/>
-              <w:t>Prosím uveďte link na repozitář</w:t>
-            </w:r>
+              <w:t xml:space="preserve">Prosím uveďte link na </w:t>
+            </w:r>
+            <w:proofErr w:type="spellStart"/>
+            <w:r>
+              <w:rPr>
+                <w:rFonts w:ascii="Arial" w:eastAsia="Times New Roman" w:hAnsi="Arial" w:cs="Arial"/>
+                <w:sz w:val="20"/>
+                <w:szCs w:val="24"/>
+                <w:lang w:eastAsia="cs-CZ"/>
+              </w:rPr>
+              <w:t>repozitář</w:t>
+            </w:r>
+            <w:proofErr w:type="spellEnd"/>
           </w:p>
         </w:tc>
         <w:tc>
@@ -1922,6 +2050,7 @@
                 <w:rFonts w:ascii="Arial" w:eastAsia="Times New Roman" w:hAnsi="Arial" w:cs="Arial"/>
                 <w:sz w:val="20"/>
                 <w:szCs w:val="24"/>
+                <w:highlight w:val="yellow"/>
                 <w:lang w:eastAsia="cs-CZ"/>
               </w:rPr>
               <w:t>100</w:t>
